--- a/K25_CNTT1_Session03_[EX2].docx
+++ b/K25_CNTT1_Session03_[EX2].docx
@@ -16,309 +16,35 @@
           <w:b/>
           <w:bCs/>
         </w:rPr>
-        <w:t>Bước 1. Tìm lỗi (Kiểm tra theo INVEST)</w:t>
+        <w:t>Bước 1. Viết User Story cho R5</w:t>
       </w:r>
     </w:p>
-    <w:tbl>
-      <w:tblPr>
-        <w:tblStyle w:val="TableGrid"/>
-        <w:tblW w:w="0" w:type="auto"/>
-        <w:tblLook w:val="04A0" w:firstRow="1" w:lastRow="0" w:firstColumn="1" w:lastColumn="0" w:noHBand="0" w:noVBand="1"/>
-      </w:tblPr>
-      <w:tblGrid>
-        <w:gridCol w:w="643"/>
-        <w:gridCol w:w="8707"/>
-      </w:tblGrid>
-      <w:tr>
-        <w:tc>
-          <w:tcPr>
-            <w:tcW w:w="0" w:type="auto"/>
-            <w:hideMark/>
-          </w:tcPr>
-          <w:p>
-            <w:pPr>
-              <w:spacing w:after="160" w:line="278" w:lineRule="auto"/>
-              <w:rPr>
-                <w:rFonts w:ascii="Times New Roman" w:hAnsi="Times New Roman" w:cs="Times New Roman"/>
-              </w:rPr>
-            </w:pPr>
-            <w:r>
-              <w:rPr>
-                <w:rFonts w:ascii="Times New Roman" w:hAnsi="Times New Roman" w:cs="Times New Roman"/>
-                <w:b/>
-                <w:bCs/>
-              </w:rPr>
-              <w:t>Mã</w:t>
-            </w:r>
-          </w:p>
-        </w:tc>
-        <w:tc>
-          <w:tcPr>
-            <w:tcW w:w="0" w:type="auto"/>
-            <w:hideMark/>
-          </w:tcPr>
-          <w:p>
-            <w:pPr>
-              <w:spacing w:after="160" w:line="278" w:lineRule="auto"/>
-              <w:rPr>
-                <w:rFonts w:ascii="Times New Roman" w:hAnsi="Times New Roman" w:cs="Times New Roman"/>
-              </w:rPr>
-            </w:pPr>
-            <w:r>
-              <w:rPr>
-                <w:rFonts w:ascii="Times New Roman" w:hAnsi="Times New Roman" w:cs="Times New Roman"/>
-                <w:b/>
-                <w:bCs/>
-              </w:rPr>
-              <w:t>Kết quả và lý do</w:t>
-            </w:r>
-          </w:p>
-        </w:tc>
-      </w:tr>
-      <w:tr>
-        <w:tc>
-          <w:tcPr>
-            <w:tcW w:w="0" w:type="auto"/>
-            <w:hideMark/>
-          </w:tcPr>
-          <w:p>
-            <w:pPr>
-              <w:spacing w:after="160" w:line="278" w:lineRule="auto"/>
-              <w:rPr>
-                <w:rFonts w:ascii="Times New Roman" w:hAnsi="Times New Roman" w:cs="Times New Roman"/>
-              </w:rPr>
-            </w:pPr>
-            <w:r>
-              <w:rPr>
-                <w:rFonts w:ascii="Times New Roman" w:hAnsi="Times New Roman" w:cs="Times New Roman"/>
-                <w:b/>
-                <w:bCs/>
-              </w:rPr>
-              <w:t>US1</w:t>
-            </w:r>
-          </w:p>
-        </w:tc>
-        <w:tc>
-          <w:tcPr>
-            <w:tcW w:w="0" w:type="auto"/>
-            <w:hideMark/>
-          </w:tcPr>
-          <w:p>
-            <w:pPr>
-              <w:spacing w:after="160" w:line="278" w:lineRule="auto"/>
-              <w:rPr>
-                <w:rFonts w:ascii="Times New Roman" w:hAnsi="Times New Roman" w:cs="Times New Roman"/>
-              </w:rPr>
-            </w:pPr>
-            <w:r>
-              <w:rPr>
-                <w:rFonts w:ascii="Times New Roman" w:hAnsi="Times New Roman" w:cs="Times New Roman"/>
-                <w:b/>
-                <w:bCs/>
-              </w:rPr>
-              <w:t>Đạt:</w:t>
-            </w:r>
-            <w:r>
-              <w:rPr>
-                <w:rFonts w:ascii="Times New Roman" w:hAnsi="Times New Roman" w:cs="Times New Roman"/>
-              </w:rPr>
-              <w:t xml:space="preserve"> Vai trò rõ, một việc, có lợi ích, thử được bằng cách chọn loại món rồi xem kết quả.</w:t>
-            </w:r>
-          </w:p>
-        </w:tc>
-      </w:tr>
-      <w:tr>
-        <w:tc>
-          <w:tcPr>
-            <w:tcW w:w="0" w:type="auto"/>
-            <w:hideMark/>
-          </w:tcPr>
-          <w:p>
-            <w:pPr>
-              <w:spacing w:after="160" w:line="278" w:lineRule="auto"/>
-              <w:rPr>
-                <w:rFonts w:ascii="Times New Roman" w:hAnsi="Times New Roman" w:cs="Times New Roman"/>
-              </w:rPr>
-            </w:pPr>
-            <w:r>
-              <w:rPr>
-                <w:rFonts w:ascii="Times New Roman" w:hAnsi="Times New Roman" w:cs="Times New Roman"/>
-                <w:b/>
-                <w:bCs/>
-              </w:rPr>
-              <w:t>US2</w:t>
-            </w:r>
-          </w:p>
-        </w:tc>
-        <w:tc>
-          <w:tcPr>
-            <w:tcW w:w="0" w:type="auto"/>
-            <w:hideMark/>
-          </w:tcPr>
-          <w:p>
-            <w:pPr>
-              <w:spacing w:after="160" w:line="278" w:lineRule="auto"/>
-              <w:rPr>
-                <w:rFonts w:ascii="Times New Roman" w:hAnsi="Times New Roman" w:cs="Times New Roman"/>
-              </w:rPr>
-            </w:pPr>
-            <w:r>
-              <w:rPr>
-                <w:rFonts w:ascii="Times New Roman" w:hAnsi="Times New Roman" w:cs="Times New Roman"/>
-                <w:b/>
-                <w:bCs/>
-              </w:rPr>
-              <w:t>Sai tiêu chí T (Testable):</w:t>
-            </w:r>
-            <w:r>
-              <w:rPr>
-                <w:rFonts w:ascii="Times New Roman" w:hAnsi="Times New Roman" w:cs="Times New Roman"/>
-              </w:rPr>
-              <w:t xml:space="preserve"> Cụm từ </w:t>
-            </w:r>
-            <w:r>
-              <w:rPr>
-                <w:rFonts w:ascii="Times New Roman" w:hAnsi="Times New Roman" w:cs="Times New Roman"/>
-                <w:i/>
-                <w:iCs/>
-              </w:rPr>
-              <w:t>"đẹp và dễ dùng"</w:t>
-            </w:r>
-            <w:r>
-              <w:rPr>
-                <w:rFonts w:ascii="Times New Roman" w:hAnsi="Times New Roman" w:cs="Times New Roman"/>
-              </w:rPr>
-              <w:t xml:space="preserve"> mang tính định tính, cảm quan cá nhân, không thể nghiệm thu (đo lường/kiểm thử) được một cách khách quan.</w:t>
-            </w:r>
-          </w:p>
-        </w:tc>
-      </w:tr>
-      <w:tr>
-        <w:tc>
-          <w:tcPr>
-            <w:tcW w:w="0" w:type="auto"/>
-            <w:hideMark/>
-          </w:tcPr>
-          <w:p>
-            <w:pPr>
-              <w:spacing w:after="160" w:line="278" w:lineRule="auto"/>
-              <w:rPr>
-                <w:rFonts w:ascii="Times New Roman" w:hAnsi="Times New Roman" w:cs="Times New Roman"/>
-              </w:rPr>
-            </w:pPr>
-            <w:r>
-              <w:rPr>
-                <w:rFonts w:ascii="Times New Roman" w:hAnsi="Times New Roman" w:cs="Times New Roman"/>
-                <w:b/>
-                <w:bCs/>
-              </w:rPr>
-              <w:t>US3</w:t>
-            </w:r>
-          </w:p>
-        </w:tc>
-        <w:tc>
-          <w:tcPr>
-            <w:tcW w:w="0" w:type="auto"/>
-            <w:hideMark/>
-          </w:tcPr>
-          <w:p>
-            <w:pPr>
-              <w:spacing w:after="160" w:line="278" w:lineRule="auto"/>
-              <w:rPr>
-                <w:rFonts w:ascii="Times New Roman" w:hAnsi="Times New Roman" w:cs="Times New Roman"/>
-              </w:rPr>
-            </w:pPr>
-            <w:r>
-              <w:rPr>
-                <w:rFonts w:ascii="Times New Roman" w:hAnsi="Times New Roman" w:cs="Times New Roman"/>
-                <w:b/>
-                <w:bCs/>
-              </w:rPr>
-              <w:t>Sai cấu trúc Agile &amp; Vi phạm tiêu chí V (Valuable):</w:t>
-            </w:r>
-            <w:r>
-              <w:rPr>
-                <w:rFonts w:ascii="Times New Roman" w:hAnsi="Times New Roman" w:cs="Times New Roman"/>
-              </w:rPr>
-              <w:t xml:space="preserve"> User Story phải mang lại giá trị trực tiếp cho </w:t>
-            </w:r>
-            <w:r>
-              <w:rPr>
-                <w:rFonts w:ascii="Times New Roman" w:hAnsi="Times New Roman" w:cs="Times New Roman"/>
-                <w:b/>
-                <w:bCs/>
-              </w:rPr>
-              <w:t>End-User/Business</w:t>
-            </w:r>
-            <w:r>
-              <w:rPr>
-                <w:rFonts w:ascii="Times New Roman" w:hAnsi="Times New Roman" w:cs="Times New Roman"/>
-              </w:rPr>
-              <w:t>. Việc dùng React chỉ là giải pháp kỹ thuật (Technical Task/Spike), không thể hiện nhu cầu của người dùng cuối.</w:t>
-            </w:r>
-          </w:p>
-        </w:tc>
-      </w:tr>
-      <w:tr>
-        <w:tc>
-          <w:tcPr>
-            <w:tcW w:w="0" w:type="auto"/>
-            <w:hideMark/>
-          </w:tcPr>
-          <w:p>
-            <w:pPr>
-              <w:spacing w:after="160" w:line="278" w:lineRule="auto"/>
-              <w:rPr>
-                <w:rFonts w:ascii="Times New Roman" w:hAnsi="Times New Roman" w:cs="Times New Roman"/>
-              </w:rPr>
-            </w:pPr>
-            <w:r>
-              <w:rPr>
-                <w:rFonts w:ascii="Times New Roman" w:hAnsi="Times New Roman" w:cs="Times New Roman"/>
-                <w:b/>
-                <w:bCs/>
-              </w:rPr>
-              <w:t>US4</w:t>
-            </w:r>
-          </w:p>
-        </w:tc>
-        <w:tc>
-          <w:tcPr>
-            <w:tcW w:w="0" w:type="auto"/>
-            <w:hideMark/>
-          </w:tcPr>
-          <w:p>
-            <w:pPr>
-              <w:spacing w:after="160" w:line="278" w:lineRule="auto"/>
-              <w:rPr>
-                <w:rFonts w:ascii="Times New Roman" w:hAnsi="Times New Roman" w:cs="Times New Roman"/>
-              </w:rPr>
-            </w:pPr>
-            <w:r>
-              <w:rPr>
-                <w:rFonts w:ascii="Times New Roman" w:hAnsi="Times New Roman" w:cs="Times New Roman"/>
-                <w:b/>
-                <w:bCs/>
-              </w:rPr>
-              <w:t>Sai tiêu chí S (Small) &amp; I (Independent):</w:t>
-            </w:r>
-            <w:r>
-              <w:rPr>
-                <w:rFonts w:ascii="Times New Roman" w:hAnsi="Times New Roman" w:cs="Times New Roman"/>
-              </w:rPr>
-              <w:t xml:space="preserve"> Story bị quá lớn (Epic/Monolithic), gom quá nhiều luồng chức năng (lọc theo nhiều tiêu chí, xuất Excel, tự động gửi email), gây phụ thuộc chéo và vượt quá khả năng hoàn thành trong 1 Sprint.</w:t>
-            </w:r>
-          </w:p>
-        </w:tc>
-      </w:tr>
-    </w:tbl>
     <w:p>
       <w:pPr>
+        <w:rPr>
+          <w:rFonts w:ascii="Times New Roman" w:hAnsi="Times New Roman" w:cs="Times New Roman"/>
+        </w:rPr>
+      </w:pPr>
+      <w:r>
         <w:rPr>
           <w:rFonts w:ascii="Times New Roman" w:hAnsi="Times New Roman" w:cs="Times New Roman"/>
           <w:b/>
           <w:bCs/>
         </w:rPr>
+        <w:t>As a</w:t>
+      </w:r>
+      <w:r>
+        <w:rPr>
+          <w:rFonts w:ascii="Times New Roman" w:hAnsi="Times New Roman" w:cs="Times New Roman"/>
+        </w:rPr>
+        <w:t xml:space="preserve"> Quản lý phòng khám,</w:t>
+      </w:r>
+    </w:p>
+    <w:p>
+      <w:pPr>
+        <w:rPr>
+          <w:rFonts w:ascii="Times New Roman" w:hAnsi="Times New Roman" w:cs="Times New Roman"/>
+        </w:rPr>
       </w:pPr>
       <w:r>
         <w:rPr>
@@ -326,16 +52,45 @@
           <w:b/>
           <w:bCs/>
         </w:rPr>
-        <w:t>Bước 2. Sửa lỗi</w:t>
+        <w:t>I want to</w:t>
+      </w:r>
+      <w:r>
+        <w:rPr>
+          <w:rFonts w:ascii="Times New Roman" w:hAnsi="Times New Roman" w:cs="Times New Roman"/>
+        </w:rPr>
+        <w:t xml:space="preserve"> tự cập nhật giá của các gói khám trên hệ thống,</w:t>
       </w:r>
     </w:p>
     <w:p>
       <w:pPr>
         <w:rPr>
           <w:rFonts w:ascii="Times New Roman" w:hAnsi="Times New Roman" w:cs="Times New Roman"/>
+        </w:rPr>
+      </w:pPr>
+      <w:r>
+        <w:rPr>
+          <w:rFonts w:ascii="Times New Roman" w:hAnsi="Times New Roman" w:cs="Times New Roman"/>
           <w:b/>
           <w:bCs/>
         </w:rPr>
+        <w:t>So that</w:t>
+      </w:r>
+      <w:r>
+        <w:rPr>
+          <w:rFonts w:ascii="Times New Roman" w:hAnsi="Times New Roman" w:cs="Times New Roman"/>
+        </w:rPr>
+        <w:t xml:space="preserve"> thông tin giá dịch vụ luôn chính xác, kịp thời và phòng khám chủ động quản lý kinh doanh mà không phụ thuộc vào admin RikkeiCare.</w:t>
+      </w:r>
+    </w:p>
+    <w:p>
+      <w:pPr>
+        <w:numPr>
+          <w:ilvl w:val="0"/>
+          <w:numId w:val="14"/>
+        </w:numPr>
+        <w:rPr>
+          <w:rFonts w:ascii="Times New Roman" w:hAnsi="Times New Roman" w:cs="Times New Roman"/>
+        </w:rPr>
       </w:pPr>
       <w:r>
         <w:rPr>
@@ -343,7 +98,7 @@
           <w:b/>
           <w:bCs/>
         </w:rPr>
-        <w:t>a) Viết lại US2 (Gắn với tiêu chí đo lường cụ thể)</w:t>
+        <w:t>Lý do chọn vai trò "Quản lý phòng khám" thay vì "Admin RikkeiCare":</w:t>
       </w:r>
     </w:p>
     <w:p>
@@ -355,20 +110,33 @@
       <w:r>
         <w:rPr>
           <w:rFonts w:ascii="Times New Roman" w:hAnsi="Times New Roman" w:cs="Times New Roman"/>
+        </w:rPr>
+        <w:t>Theo ngữ cảnh nghiệp vụ, nhu cầu thực sự phát sinh từ phía Quản lý phòng khám (muốn chủ động, nhanh chóng điều chỉnh giá). Admin RikkeiCare trước đây chỉ đóng vai trò hỗ trợ thao tác hộ do hệ thống chưa có tính năng tự phục vụ (Self-service). Do đó, đặt vai trò người dùng là Quản lý phòng khám mới phản ánh đúng đối tượng thụ hưởng trực tiếp giá trị của tính năng.</w:t>
+      </w:r>
+    </w:p>
+    <w:p>
+      <w:pPr>
+        <w:rPr>
+          <w:rFonts w:ascii="Times New Roman" w:hAnsi="Times New Roman" w:cs="Times New Roman"/>
           <w:b/>
           <w:bCs/>
         </w:rPr>
-        <w:t>As a</w:t>
-      </w:r>
-      <w:r>
-        <w:rPr>
-          <w:rFonts w:ascii="Times New Roman" w:hAnsi="Times New Roman" w:cs="Times New Roman"/>
-        </w:rPr>
-        <w:t xml:space="preserve"> Khách hàng,</w:t>
+      </w:pPr>
+      <w:r>
+        <w:rPr>
+          <w:rFonts w:ascii="Times New Roman" w:hAnsi="Times New Roman" w:cs="Times New Roman"/>
+          <w:b/>
+          <w:bCs/>
+        </w:rPr>
+        <w:t>Bước 2. Viết phần Then cho 2 AC của R5</w:t>
       </w:r>
     </w:p>
     <w:p>
       <w:pPr>
+        <w:numPr>
+          <w:ilvl w:val="0"/>
+          <w:numId w:val="15"/>
+        </w:numPr>
         <w:rPr>
           <w:rFonts w:ascii="Times New Roman" w:hAnsi="Times New Roman" w:cs="Times New Roman"/>
         </w:rPr>
@@ -379,59 +147,40 @@
           <w:b/>
           <w:bCs/>
         </w:rPr>
-        <w:t>I want to</w:t>
-      </w:r>
-      <w:r>
-        <w:rPr>
-          <w:rFonts w:ascii="Times New Roman" w:hAnsi="Times New Roman" w:cs="Times New Roman"/>
-        </w:rPr>
-        <w:t xml:space="preserve"> hoàn thành luồng đặt món chỉ trong tối đa </w:t>
-      </w:r>
+        <w:t>AC 1 (Thành công):</w:t>
+      </w:r>
+    </w:p>
+    <w:p>
+      <w:pPr>
+        <w:numPr>
+          <w:ilvl w:val="1"/>
+          <w:numId w:val="15"/>
+        </w:numPr>
+        <w:rPr>
+          <w:rFonts w:ascii="Times New Roman" w:hAnsi="Times New Roman" w:cs="Times New Roman"/>
+        </w:rPr>
+      </w:pPr>
       <w:r>
         <w:rPr>
           <w:rFonts w:ascii="Times New Roman" w:hAnsi="Times New Roman" w:cs="Times New Roman"/>
           <w:b/>
           <w:bCs/>
         </w:rPr>
-        <w:t>3 bước chạm</w:t>
-      </w:r>
-      <w:r>
-        <w:rPr>
-          <w:rFonts w:ascii="Times New Roman" w:hAnsi="Times New Roman" w:cs="Times New Roman"/>
-        </w:rPr>
-        <w:t xml:space="preserve"> (Chọn món </w:t>
-      </w:r>
-      <m:oMath>
-        <m:r>
-          <w:rPr>
-            <w:rFonts w:ascii="Cambria Math" w:hAnsi="Cambria Math" w:cs="Times New Roman"/>
-          </w:rPr>
-          <m:t>→</m:t>
-        </m:r>
-      </m:oMath>
-      <w:r>
-        <w:rPr>
-          <w:rFonts w:ascii="Times New Roman" w:hAnsi="Times New Roman" w:cs="Times New Roman"/>
-        </w:rPr>
-        <w:t xml:space="preserve"> Chọn địa chỉ </w:t>
-      </w:r>
-      <m:oMath>
-        <m:r>
-          <w:rPr>
-            <w:rFonts w:ascii="Cambria Math" w:hAnsi="Cambria Math" w:cs="Times New Roman"/>
-          </w:rPr>
-          <m:t>→</m:t>
-        </m:r>
-      </m:oMath>
-      <w:r>
-        <w:rPr>
-          <w:rFonts w:ascii="Times New Roman" w:hAnsi="Times New Roman" w:cs="Times New Roman"/>
-        </w:rPr>
-        <w:t xml:space="preserve"> Xác nhận thanh toán),</w:t>
+        <w:t>Given</w:t>
+      </w:r>
+      <w:r>
+        <w:rPr>
+          <w:rFonts w:ascii="Times New Roman" w:hAnsi="Times New Roman" w:cs="Times New Roman"/>
+        </w:rPr>
+        <w:t xml:space="preserve"> Quản lý phòng khám đã đăng nhập,</w:t>
       </w:r>
     </w:p>
     <w:p>
       <w:pPr>
+        <w:numPr>
+          <w:ilvl w:val="1"/>
+          <w:numId w:val="15"/>
+        </w:numPr>
         <w:rPr>
           <w:rFonts w:ascii="Times New Roman" w:hAnsi="Times New Roman" w:cs="Times New Roman"/>
         </w:rPr>
@@ -442,22 +191,49 @@
           <w:b/>
           <w:bCs/>
         </w:rPr>
-        <w:t>So that</w:t>
-      </w:r>
-      <w:r>
-        <w:rPr>
-          <w:rFonts w:ascii="Times New Roman" w:hAnsi="Times New Roman" w:cs="Times New Roman"/>
-        </w:rPr>
-        <w:t xml:space="preserve"> tôi có thể thao tác nhanh chóng và hài lòng với trải nghiệm trên ứng dụng.</w:t>
+        <w:t>When</w:t>
+      </w:r>
+      <w:r>
+        <w:rPr>
+          <w:rFonts w:ascii="Times New Roman" w:hAnsi="Times New Roman" w:cs="Times New Roman"/>
+        </w:rPr>
+        <w:t xml:space="preserve"> Nhập giá mới hợp lệ cho một gói khám rồi nhấn "Lưu",</w:t>
       </w:r>
     </w:p>
     <w:p>
       <w:pPr>
+        <w:numPr>
+          <w:ilvl w:val="1"/>
+          <w:numId w:val="15"/>
+        </w:numPr>
+        <w:rPr>
+          <w:rFonts w:ascii="Times New Roman" w:hAnsi="Times New Roman" w:cs="Times New Roman"/>
+        </w:rPr>
+      </w:pPr>
+      <w:r>
         <w:rPr>
           <w:rFonts w:ascii="Times New Roman" w:hAnsi="Times New Roman" w:cs="Times New Roman"/>
           <w:b/>
           <w:bCs/>
         </w:rPr>
+        <w:t>Then</w:t>
+      </w:r>
+      <w:r>
+        <w:rPr>
+          <w:rFonts w:ascii="Times New Roman" w:hAnsi="Times New Roman" w:cs="Times New Roman"/>
+        </w:rPr>
+        <w:t xml:space="preserve"> Hệ thống cập nhật giá mới vào cơ sở dữ liệu, hiển thị thông báo "Cập nhật giá thành công" và lập tức hiển thị giá mới này cho bệnh nhân khi xem thông tin gói khám.</w:t>
+      </w:r>
+    </w:p>
+    <w:p>
+      <w:pPr>
+        <w:numPr>
+          <w:ilvl w:val="0"/>
+          <w:numId w:val="15"/>
+        </w:numPr>
+        <w:rPr>
+          <w:rFonts w:ascii="Times New Roman" w:hAnsi="Times New Roman" w:cs="Times New Roman"/>
+        </w:rPr>
       </w:pPr>
       <w:r>
         <w:rPr>
@@ -465,49 +241,65 @@
           <w:b/>
           <w:bCs/>
         </w:rPr>
-        <w:t xml:space="preserve">b) Tách US4 và tổ chức thành Cây 3 cấp (Epic </w:t>
-      </w:r>
-      <m:oMath>
-        <m:r>
-          <m:rPr>
-            <m:sty m:val="bi"/>
-          </m:rPr>
-          <w:rPr>
-            <w:rFonts w:ascii="Cambria Math" w:hAnsi="Cambria Math" w:cs="Times New Roman"/>
-          </w:rPr>
-          <m:t>→</m:t>
-        </m:r>
-      </m:oMath>
+        <w:t>AC 2 (Thất bại / Kiểm tra dữ liệu đầu vào):</w:t>
+      </w:r>
+    </w:p>
+    <w:p>
+      <w:pPr>
+        <w:numPr>
+          <w:ilvl w:val="1"/>
+          <w:numId w:val="15"/>
+        </w:numPr>
+        <w:rPr>
+          <w:rFonts w:ascii="Times New Roman" w:hAnsi="Times New Roman" w:cs="Times New Roman"/>
+        </w:rPr>
+      </w:pPr>
       <w:r>
         <w:rPr>
           <w:rFonts w:ascii="Times New Roman" w:hAnsi="Times New Roman" w:cs="Times New Roman"/>
           <w:b/>
           <w:bCs/>
         </w:rPr>
-        <w:t xml:space="preserve"> Feature </w:t>
-      </w:r>
-      <m:oMath>
-        <m:r>
-          <m:rPr>
-            <m:sty m:val="bi"/>
-          </m:rPr>
-          <w:rPr>
-            <w:rFonts w:ascii="Cambria Math" w:hAnsi="Cambria Math" w:cs="Times New Roman"/>
-          </w:rPr>
-          <m:t>→</m:t>
-        </m:r>
-      </m:oMath>
+        <w:t>Given</w:t>
+      </w:r>
+      <w:r>
+        <w:rPr>
+          <w:rFonts w:ascii="Times New Roman" w:hAnsi="Times New Roman" w:cs="Times New Roman"/>
+        </w:rPr>
+        <w:t xml:space="preserve"> Quản lý phòng khám đã đăng nhập và mở trang cập nhật giá,</w:t>
+      </w:r>
+    </w:p>
+    <w:p>
+      <w:pPr>
+        <w:numPr>
+          <w:ilvl w:val="1"/>
+          <w:numId w:val="15"/>
+        </w:numPr>
+        <w:rPr>
+          <w:rFonts w:ascii="Times New Roman" w:hAnsi="Times New Roman" w:cs="Times New Roman"/>
+        </w:rPr>
+      </w:pPr>
       <w:r>
         <w:rPr>
           <w:rFonts w:ascii="Times New Roman" w:hAnsi="Times New Roman" w:cs="Times New Roman"/>
           <w:b/>
           <w:bCs/>
         </w:rPr>
-        <w:t xml:space="preserve"> User Story)</w:t>
+        <w:t>When</w:t>
+      </w:r>
+      <w:r>
+        <w:rPr>
+          <w:rFonts w:ascii="Times New Roman" w:hAnsi="Times New Roman" w:cs="Times New Roman"/>
+        </w:rPr>
+        <w:t xml:space="preserve"> Để trống ô giá (hoặc nhập giá không hợp lệ như số âm, chữ) và nhấn "Lưu",</w:t>
       </w:r>
     </w:p>
     <w:p>
       <w:pPr>
+        <w:numPr>
+          <w:ilvl w:val="1"/>
+          <w:numId w:val="15"/>
+        </w:numPr>
         <w:rPr>
           <w:rFonts w:ascii="Times New Roman" w:hAnsi="Times New Roman" w:cs="Times New Roman"/>
         </w:rPr>
@@ -518,29 +310,37 @@
           <w:b/>
           <w:bCs/>
         </w:rPr>
-        <w:t xml:space="preserve"> -     </w:t>
-      </w:r>
-      <w:r>
+        <w:t>Then</w:t>
+      </w:r>
+      <w:r>
+        <w:rPr>
+          <w:rFonts w:ascii="Times New Roman" w:hAnsi="Times New Roman" w:cs="Times New Roman"/>
+        </w:rPr>
+        <w:t xml:space="preserve"> Hệ thống không lưu thay đổi, báo lỗi ngay tại ô nhập liệu "Giá gói khám không được để trống và phải là số dương", đồng thời giữ nguyên giá cũ của gói khám.</w:t>
+      </w:r>
+    </w:p>
+    <w:p>
+      <w:pPr>
         <w:rPr>
           <w:rFonts w:ascii="Times New Roman" w:hAnsi="Times New Roman" w:cs="Times New Roman"/>
           <w:b/>
           <w:bCs/>
         </w:rPr>
-        <w:t>EPIC:</w:t>
-      </w:r>
-      <w:r>
-        <w:rPr>
-          <w:rFonts w:ascii="Times New Roman" w:hAnsi="Times New Roman" w:cs="Times New Roman"/>
-        </w:rPr>
-        <w:t xml:space="preserve"> Quản lý &amp; Báo cáo doanh thu</w:t>
+      </w:pPr>
+      <w:r>
+        <w:rPr>
+          <w:rFonts w:ascii="Times New Roman" w:hAnsi="Times New Roman" w:cs="Times New Roman"/>
+          <w:b/>
+          <w:bCs/>
+        </w:rPr>
+        <w:t>Bước 3. Thẻ R5 đã sẵn sàng chưa?</w:t>
       </w:r>
     </w:p>
     <w:p>
       <w:pPr>
-        <w:pStyle w:val="ListParagraph"/>
         <w:numPr>
           <w:ilvl w:val="0"/>
-          <w:numId w:val="13"/>
+          <w:numId w:val="16"/>
         </w:numPr>
         <w:rPr>
           <w:rFonts w:ascii="Times New Roman" w:hAnsi="Times New Roman" w:cs="Times New Roman"/>
@@ -552,21 +352,28 @@
           <w:b/>
           <w:bCs/>
         </w:rPr>
-        <w:t>FEATURE:</w:t>
-      </w:r>
-      <w:r>
-        <w:rPr>
-          <w:rFonts w:ascii="Times New Roman" w:hAnsi="Times New Roman" w:cs="Times New Roman"/>
-        </w:rPr>
-        <w:t xml:space="preserve"> Báo cáo doanh thu đa chiều &amp; Xuất dữ liệu</w:t>
+        <w:t>Trả lời:</w:t>
+      </w:r>
+      <w:r>
+        <w:rPr>
+          <w:rFonts w:ascii="Times New Roman" w:hAnsi="Times New Roman" w:cs="Times New Roman"/>
+        </w:rPr>
+        <w:t xml:space="preserve"> </w:t>
+      </w:r>
+      <w:r>
+        <w:rPr>
+          <w:rFonts w:ascii="Times New Roman" w:hAnsi="Times New Roman" w:cs="Times New Roman"/>
+          <w:b/>
+          <w:bCs/>
+        </w:rPr>
+        <w:t>Chưa thể kéo thẻ R5 sang cột "Ready for Sprint".</w:t>
       </w:r>
     </w:p>
     <w:p>
       <w:pPr>
-        <w:pStyle w:val="ListParagraph"/>
         <w:numPr>
           <w:ilvl w:val="0"/>
-          <w:numId w:val="13"/>
+          <w:numId w:val="16"/>
         </w:numPr>
         <w:rPr>
           <w:rFonts w:ascii="Times New Roman" w:hAnsi="Times New Roman" w:cs="Times New Roman"/>
@@ -578,7 +385,7 @@
           <w:b/>
           <w:bCs/>
         </w:rPr>
-        <w:t>US4.1:</w:t>
+        <w:t>Vì sao:</w:t>
       </w:r>
     </w:p>
     <w:p>
@@ -590,94 +397,147 @@
       <w:r>
         <w:rPr>
           <w:rFonts w:ascii="Times New Roman" w:hAnsi="Times New Roman" w:cs="Times New Roman"/>
+        </w:rPr>
+        <w:t xml:space="preserve">Đối chiếu với </w:t>
+      </w:r>
+      <w:r>
+        <w:rPr>
+          <w:rFonts w:ascii="Times New Roman" w:hAnsi="Times New Roman" w:cs="Times New Roman"/>
           <w:b/>
           <w:bCs/>
         </w:rPr>
-        <w:t>As an</w:t>
-      </w:r>
-      <w:r>
-        <w:rPr>
-          <w:rFonts w:ascii="Times New Roman" w:hAnsi="Times New Roman" w:cs="Times New Roman"/>
-        </w:rPr>
-        <w:t xml:space="preserve"> Admin,</w:t>
+        <w:t>Definition of Ready (DoR)</w:t>
+      </w:r>
+      <w:r>
+        <w:rPr>
+          <w:rFonts w:ascii="Times New Roman" w:hAnsi="Times New Roman" w:cs="Times New Roman"/>
+        </w:rPr>
+        <w:t xml:space="preserve"> của nhóm:</w:t>
       </w:r>
     </w:p>
     <w:p>
       <w:pPr>
-        <w:rPr>
-          <w:rFonts w:ascii="Times New Roman" w:hAnsi="Times New Roman" w:cs="Times New Roman"/>
-        </w:rPr>
-      </w:pPr>
+        <w:numPr>
+          <w:ilvl w:val="1"/>
+          <w:numId w:val="16"/>
+        </w:numPr>
+        <w:rPr>
+          <w:rFonts w:ascii="Times New Roman" w:hAnsi="Times New Roman" w:cs="Times New Roman"/>
+        </w:rPr>
+      </w:pPr>
+      <w:r>
+        <w:rPr>
+          <w:rFonts w:ascii="Times New Roman" w:hAnsi="Times New Roman" w:cs="Times New Roman"/>
+        </w:rPr>
+        <w:t xml:space="preserve">Có User Story đủ 3 vế: </w:t>
+      </w:r>
       <w:r>
         <w:rPr>
           <w:rFonts w:ascii="Times New Roman" w:hAnsi="Times New Roman" w:cs="Times New Roman"/>
           <w:b/>
           <w:bCs/>
         </w:rPr>
-        <w:t>I want to</w:t>
-      </w:r>
-      <w:r>
-        <w:rPr>
-          <w:rFonts w:ascii="Times New Roman" w:hAnsi="Times New Roman" w:cs="Times New Roman"/>
-        </w:rPr>
-        <w:t xml:space="preserve"> xem báo cáo tổng doanh thu theo từng khoảng thời gian (ngày, tuần, tháng) và lọc theo khu vực/nhà hàng,</w:t>
+        <w:t>Đã đạt</w:t>
+      </w:r>
+      <w:r>
+        <w:rPr>
+          <w:rFonts w:ascii="Times New Roman" w:hAnsi="Times New Roman" w:cs="Times New Roman"/>
+        </w:rPr>
+        <w:t xml:space="preserve"> (hoàn thành ở Bước 1).</w:t>
       </w:r>
     </w:p>
     <w:p>
       <w:pPr>
-        <w:rPr>
-          <w:rFonts w:ascii="Times New Roman" w:hAnsi="Times New Roman" w:cs="Times New Roman"/>
-        </w:rPr>
-      </w:pPr>
+        <w:numPr>
+          <w:ilvl w:val="1"/>
+          <w:numId w:val="16"/>
+        </w:numPr>
+        <w:rPr>
+          <w:rFonts w:ascii="Times New Roman" w:hAnsi="Times New Roman" w:cs="Times New Roman"/>
+        </w:rPr>
+      </w:pPr>
+      <w:r>
+        <w:rPr>
+          <w:rFonts w:ascii="Times New Roman" w:hAnsi="Times New Roman" w:cs="Times New Roman"/>
+        </w:rPr>
+        <w:t xml:space="preserve">Có tiêu chí nghiệm thu (AC): </w:t>
+      </w:r>
       <w:r>
         <w:rPr>
           <w:rFonts w:ascii="Times New Roman" w:hAnsi="Times New Roman" w:cs="Times New Roman"/>
           <w:b/>
           <w:bCs/>
         </w:rPr>
-        <w:t>So that</w:t>
-      </w:r>
-      <w:r>
-        <w:rPr>
-          <w:rFonts w:ascii="Times New Roman" w:hAnsi="Times New Roman" w:cs="Times New Roman"/>
-        </w:rPr>
-        <w:t xml:space="preserve"> tôi có thể nắm bắt kịp thời tình hình kinh doanh của hệ thống.</w:t>
+        <w:t>Đã đạt</w:t>
+      </w:r>
+      <w:r>
+        <w:rPr>
+          <w:rFonts w:ascii="Times New Roman" w:hAnsi="Times New Roman" w:cs="Times New Roman"/>
+        </w:rPr>
+        <w:t xml:space="preserve"> (hoàn thành ở Bước 2).</w:t>
       </w:r>
     </w:p>
     <w:p>
       <w:pPr>
-        <w:rPr>
-          <w:rFonts w:ascii="Times New Roman" w:hAnsi="Times New Roman" w:cs="Times New Roman"/>
-        </w:rPr>
-      </w:pPr>
+        <w:numPr>
+          <w:ilvl w:val="1"/>
+          <w:numId w:val="16"/>
+        </w:numPr>
+        <w:rPr>
+          <w:rFonts w:ascii="Times New Roman" w:hAnsi="Times New Roman" w:cs="Times New Roman"/>
+        </w:rPr>
+      </w:pPr>
+      <w:r>
+        <w:rPr>
+          <w:rFonts w:ascii="Times New Roman" w:hAnsi="Times New Roman" w:cs="Times New Roman"/>
+        </w:rPr>
+        <w:lastRenderedPageBreak/>
+        <w:t xml:space="preserve">Đã được ước lượng (Estimated): </w:t>
+      </w:r>
       <w:r>
         <w:rPr>
           <w:rFonts w:ascii="Times New Roman" w:hAnsi="Times New Roman" w:cs="Times New Roman"/>
           <w:b/>
           <w:bCs/>
         </w:rPr>
-        <w:t>US4.2:</w:t>
+        <w:t>Chưa đạt</w:t>
+      </w:r>
+      <w:r>
+        <w:rPr>
+          <w:rFonts w:ascii="Times New Roman" w:hAnsi="Times New Roman" w:cs="Times New Roman"/>
+        </w:rPr>
+        <w:t xml:space="preserve"> (Đội ngũ Developers chưa tiến hành thảo luận và chấm điểm Story Point hoặc giờ công cho thẻ này).</w:t>
       </w:r>
     </w:p>
     <w:p>
       <w:pPr>
-        <w:rPr>
-          <w:rFonts w:ascii="Times New Roman" w:hAnsi="Times New Roman" w:cs="Times New Roman"/>
-        </w:rPr>
-      </w:pPr>
+        <w:numPr>
+          <w:ilvl w:val="1"/>
+          <w:numId w:val="16"/>
+        </w:numPr>
+        <w:rPr>
+          <w:rFonts w:ascii="Times New Roman" w:hAnsi="Times New Roman" w:cs="Times New Roman"/>
+        </w:rPr>
+      </w:pPr>
+      <w:r>
+        <w:rPr>
+          <w:rFonts w:ascii="Times New Roman" w:hAnsi="Times New Roman" w:cs="Times New Roman"/>
+        </w:rPr>
+        <w:t xml:space="preserve">Đủ nhỏ để làm xong trong 1 Sprint: </w:t>
+      </w:r>
       <w:r>
         <w:rPr>
           <w:rFonts w:ascii="Times New Roman" w:hAnsi="Times New Roman" w:cs="Times New Roman"/>
           <w:b/>
           <w:bCs/>
         </w:rPr>
-        <w:t>As an</w:t>
-      </w:r>
-      <w:r>
-        <w:rPr>
-          <w:rFonts w:ascii="Times New Roman" w:hAnsi="Times New Roman" w:cs="Times New Roman"/>
-        </w:rPr>
-        <w:t xml:space="preserve"> Admin,</w:t>
+        <w:t>Chưa đạt/Chưa xác nhận</w:t>
+      </w:r>
+      <w:r>
+        <w:rPr>
+          <w:rFonts w:ascii="Times New Roman" w:hAnsi="Times New Roman" w:cs="Times New Roman"/>
+        </w:rPr>
+        <w:t xml:space="preserve"> (Do chưa qua bước ước lượng nên chưa thể khẳng định chắc chắn thẻ đủ nhỏ để hoàn thành trong 1 Sprint).</w:t>
       </w:r>
     </w:p>
     <w:p>
@@ -689,16 +549,27 @@
       <w:r>
         <w:rPr>
           <w:rFonts w:ascii="Times New Roman" w:hAnsi="Times New Roman" w:cs="Times New Roman"/>
+          <w:i/>
+          <w:iCs/>
+        </w:rPr>
+        <w:t>Do đó, thẻ R5 phải trải qua bước ước lượng với đội ngũ kỹ thuật trước khi chính thức chuyển sang cột "Ready for Sprint".</w:t>
+      </w:r>
+    </w:p>
+    <w:p>
+      <w:pPr>
+        <w:rPr>
+          <w:rFonts w:ascii="Times New Roman" w:hAnsi="Times New Roman" w:cs="Times New Roman"/>
           <w:b/>
           <w:bCs/>
         </w:rPr>
-        <w:t>I want to</w:t>
-      </w:r>
-      <w:r>
-        <w:rPr>
-          <w:rFonts w:ascii="Times New Roman" w:hAnsi="Times New Roman" w:cs="Times New Roman"/>
-        </w:rPr>
-        <w:t xml:space="preserve"> xuất dữ liệu báo cáo doanh thu ra file Excel và cài đặt lịch tự động gửi email báo cáo cho Ban Giám đốc,</w:t>
+      </w:pPr>
+      <w:r>
+        <w:rPr>
+          <w:rFonts w:ascii="Times New Roman" w:hAnsi="Times New Roman" w:cs="Times New Roman"/>
+          <w:b/>
+          <w:bCs/>
+        </w:rPr>
+        <w:t>Bước 4. Hoàn thiện thẻ R5 trên Trello</w:t>
       </w:r>
     </w:p>
     <w:p>
@@ -710,43 +581,108 @@
       <w:r>
         <w:rPr>
           <w:rFonts w:ascii="Times New Roman" w:hAnsi="Times New Roman" w:cs="Times New Roman"/>
+        </w:rPr>
+        <w:t>Khi thẻ R5 đã đáp ứng DoR và được chọn vào Sprint Backlog, thông tin hiển thị trên Trello được cấu hình như sau:</w:t>
+      </w:r>
+    </w:p>
+    <w:p>
+      <w:pPr>
+        <w:numPr>
+          <w:ilvl w:val="0"/>
+          <w:numId w:val="17"/>
+        </w:numPr>
+        <w:rPr>
+          <w:rFonts w:ascii="Times New Roman" w:hAnsi="Times New Roman" w:cs="Times New Roman"/>
+        </w:rPr>
+      </w:pPr>
+      <w:r>
+        <w:rPr>
+          <w:rFonts w:ascii="Times New Roman" w:hAnsi="Times New Roman" w:cs="Times New Roman"/>
           <w:b/>
           <w:bCs/>
         </w:rPr>
-        <w:lastRenderedPageBreak/>
-        <w:t>So that</w:t>
-      </w:r>
-      <w:r>
-        <w:rPr>
-          <w:rFonts w:ascii="Times New Roman" w:hAnsi="Times New Roman" w:cs="Times New Roman"/>
-        </w:rPr>
-        <w:t xml:space="preserve"> tôi tiết kiệm thời gian tổng hợp thủ công và đảm bảo Ban Giám đốc nhận báo cáo định kỳ.</w:t>
+        <w:t>Tên thẻ:</w:t>
+      </w:r>
+      <w:r>
+        <w:rPr>
+          <w:rFonts w:ascii="Times New Roman" w:hAnsi="Times New Roman" w:cs="Times New Roman"/>
+        </w:rPr>
+        <w:t xml:space="preserve"> R5 - Tự cập nhật giá gói khám (Quản lý phòng khám)</w:t>
       </w:r>
     </w:p>
     <w:p>
       <w:pPr>
+        <w:numPr>
+          <w:ilvl w:val="0"/>
+          <w:numId w:val="17"/>
+        </w:numPr>
+        <w:rPr>
+          <w:rFonts w:ascii="Times New Roman" w:hAnsi="Times New Roman" w:cs="Times New Roman"/>
+        </w:rPr>
+      </w:pPr>
+      <w:r>
         <w:rPr>
           <w:rFonts w:ascii="Times New Roman" w:hAnsi="Times New Roman" w:cs="Times New Roman"/>
           <w:b/>
           <w:bCs/>
         </w:rPr>
-      </w:pPr>
+        <w:t>Nhãn (Label):</w:t>
+      </w:r>
+      <w:r>
+        <w:rPr>
+          <w:rFonts w:ascii="Times New Roman" w:hAnsi="Times New Roman" w:cs="Times New Roman"/>
+        </w:rPr>
+        <w:t xml:space="preserve"> </w:t>
+      </w:r>
       <w:r>
         <w:rPr>
           <w:rFonts w:ascii="Times New Roman" w:hAnsi="Times New Roman" w:cs="Times New Roman"/>
           <w:b/>
           <w:bCs/>
         </w:rPr>
-        <w:t>Bước 3. Xếp lại Product Backlog</w:t>
+        <w:t>Xanh dương (Feature)</w:t>
+      </w:r>
+      <w:r>
+        <w:rPr>
+          <w:rFonts w:ascii="Times New Roman" w:hAnsi="Times New Roman" w:cs="Times New Roman"/>
+        </w:rPr>
+        <w:t xml:space="preserve"> — Đây là tính năng mới dành cho người dùng.</w:t>
       </w:r>
     </w:p>
     <w:p>
       <w:pPr>
+        <w:numPr>
+          <w:ilvl w:val="0"/>
+          <w:numId w:val="17"/>
+        </w:numPr>
+        <w:rPr>
+          <w:rFonts w:ascii="Times New Roman" w:hAnsi="Times New Roman" w:cs="Times New Roman"/>
+        </w:rPr>
+      </w:pPr>
+      <w:r>
         <w:rPr>
           <w:rFonts w:ascii="Times New Roman" w:hAnsi="Times New Roman" w:cs="Times New Roman"/>
           <w:b/>
           <w:bCs/>
         </w:rPr>
+        <w:t>Người phụ trách (Assignee):</w:t>
+      </w:r>
+      <w:r>
+        <w:rPr>
+          <w:rFonts w:ascii="Times New Roman" w:hAnsi="Times New Roman" w:cs="Times New Roman"/>
+        </w:rPr>
+        <w:t xml:space="preserve"> Chọn 1 Lập trình viên đảm nhận chính (ví dụ: Dev Fullstack / Frontend Dev) và 1 Tester.</w:t>
+      </w:r>
+    </w:p>
+    <w:p>
+      <w:pPr>
+        <w:numPr>
+          <w:ilvl w:val="0"/>
+          <w:numId w:val="17"/>
+        </w:numPr>
+        <w:rPr>
+          <w:rFonts w:ascii="Times New Roman" w:hAnsi="Times New Roman" w:cs="Times New Roman"/>
+        </w:rPr>
       </w:pPr>
       <w:r>
         <w:rPr>
@@ -754,14 +690,20 @@
           <w:b/>
           <w:bCs/>
         </w:rPr>
-        <w:t>a) Xếp thứ tự ưu tiên (Thứ tự gợi ý dựa trên giá trị người dùng &amp; tính cấp thiết)</w:t>
+        <w:t>Hạn hoàn thành (Due Date):</w:t>
+      </w:r>
+      <w:r>
+        <w:rPr>
+          <w:rFonts w:ascii="Times New Roman" w:hAnsi="Times New Roman" w:cs="Times New Roman"/>
+        </w:rPr>
+        <w:t xml:space="preserve"> Đặt ngày cụ thể trước khi Sprint kết thúc (ví dụ: 17:00 ngày 24/10/2026).</w:t>
       </w:r>
     </w:p>
     <w:p>
       <w:pPr>
         <w:numPr>
           <w:ilvl w:val="0"/>
-          <w:numId w:val="11"/>
+          <w:numId w:val="17"/>
         </w:numPr>
         <w:rPr>
           <w:rFonts w:ascii="Times New Roman" w:hAnsi="Times New Roman" w:cs="Times New Roman"/>
@@ -773,80 +715,104 @@
           <w:b/>
           <w:bCs/>
         </w:rPr>
-        <w:t>US1</w:t>
-      </w:r>
-      <w:r>
-        <w:rPr>
-          <w:rFonts w:ascii="Times New Roman" w:hAnsi="Times New Roman" w:cs="Times New Roman"/>
-        </w:rPr>
-        <w:t xml:space="preserve"> </w:t>
-      </w:r>
-      <w:r>
-        <w:rPr>
-          <w:rFonts w:ascii="Times New Roman" w:hAnsi="Times New Roman" w:cs="Times New Roman"/>
-          <w:i/>
-          <w:iCs/>
-        </w:rPr>
-        <w:t>(Lọc nhà hàng)</w:t>
-      </w:r>
-      <w:r>
-        <w:rPr>
-          <w:rFonts w:ascii="Times New Roman" w:hAnsi="Times New Roman" w:cs="Times New Roman"/>
-        </w:rPr>
-        <w:t xml:space="preserve"> — </w:t>
-      </w:r>
+        <w:t>Danh mục công việc (Checklist - 3 mục):</w:t>
+      </w:r>
+    </w:p>
+    <w:p>
+      <w:pPr>
+        <w:numPr>
+          <w:ilvl w:val="1"/>
+          <w:numId w:val="17"/>
+        </w:numPr>
+        <w:rPr>
+          <w:rFonts w:ascii="Times New Roman" w:hAnsi="Times New Roman" w:cs="Times New Roman"/>
+        </w:rPr>
+      </w:pPr>
+      <w:r>
+        <w:rPr>
+          <w:rFonts w:ascii="Times New Roman" w:hAnsi="Times New Roman" w:cs="Times New Roman"/>
+        </w:rPr>
+        <w:t>Design UI/UX Form cập nhật giá cho Quản lý phòng khám.</w:t>
+      </w:r>
+    </w:p>
+    <w:p>
+      <w:pPr>
+        <w:numPr>
+          <w:ilvl w:val="1"/>
+          <w:numId w:val="17"/>
+        </w:numPr>
+        <w:rPr>
+          <w:rFonts w:ascii="Times New Roman" w:hAnsi="Times New Roman" w:cs="Times New Roman"/>
+        </w:rPr>
+      </w:pPr>
+      <w:r>
+        <w:rPr>
+          <w:rFonts w:ascii="Times New Roman" w:hAnsi="Times New Roman" w:cs="Times New Roman"/>
+        </w:rPr>
+        <w:t>Viết API Backend lưu thông tin giá mới và validate dữ liệu đầu vào.</w:t>
+      </w:r>
+    </w:p>
+    <w:p>
+      <w:pPr>
+        <w:numPr>
+          <w:ilvl w:val="1"/>
+          <w:numId w:val="17"/>
+        </w:numPr>
+        <w:rPr>
+          <w:rFonts w:ascii="Times New Roman" w:hAnsi="Times New Roman" w:cs="Times New Roman"/>
+        </w:rPr>
+      </w:pPr>
+      <w:r>
+        <w:rPr>
+          <w:rFonts w:ascii="Times New Roman" w:hAnsi="Times New Roman" w:cs="Times New Roman"/>
+        </w:rPr>
+        <w:t>Kiểm thử tự động &amp; kiểm thử thủ công theo AC1 và AC2.</w:t>
+      </w:r>
+    </w:p>
+    <w:p>
+      <w:pPr>
+        <w:numPr>
+          <w:ilvl w:val="0"/>
+          <w:numId w:val="17"/>
+        </w:numPr>
+        <w:rPr>
+          <w:rFonts w:ascii="Times New Roman" w:hAnsi="Times New Roman" w:cs="Times New Roman"/>
+        </w:rPr>
+      </w:pPr>
       <w:r>
         <w:rPr>
           <w:rFonts w:ascii="Times New Roman" w:hAnsi="Times New Roman" w:cs="Times New Roman"/>
           <w:b/>
           <w:bCs/>
         </w:rPr>
-        <w:t>Ưu tiên 1 (Cao nhất):</w:t>
-      </w:r>
-      <w:r>
-        <w:rPr>
-          <w:rFonts w:ascii="Times New Roman" w:hAnsi="Times New Roman" w:cs="Times New Roman"/>
-        </w:rPr>
-        <w:t xml:space="preserve"> Tác động trực tiếp đến luồng mua hàng cốt lõi của Khách hàng, giá trị cao, chi phí làm nhỏ.</w:t>
+        <w:t>Vị trí của thẻ trong cột:</w:t>
       </w:r>
     </w:p>
     <w:p>
       <w:pPr>
-        <w:numPr>
-          <w:ilvl w:val="0"/>
-          <w:numId w:val="11"/>
-        </w:numPr>
-        <w:rPr>
-          <w:rFonts w:ascii="Times New Roman" w:hAnsi="Times New Roman" w:cs="Times New Roman"/>
-        </w:rPr>
-      </w:pPr>
+        <w:rPr>
+          <w:rFonts w:ascii="Times New Roman" w:hAnsi="Times New Roman" w:cs="Times New Roman"/>
+        </w:rPr>
+      </w:pPr>
+      <w:r>
+        <w:rPr>
+          <w:rFonts w:ascii="Times New Roman" w:hAnsi="Times New Roman" w:cs="Times New Roman"/>
+        </w:rPr>
+        <w:t xml:space="preserve">Nếu R5 là việc có </w:t>
+      </w:r>
       <w:r>
         <w:rPr>
           <w:rFonts w:ascii="Times New Roman" w:hAnsi="Times New Roman" w:cs="Times New Roman"/>
           <w:b/>
           <w:bCs/>
         </w:rPr>
-        <w:t>US2 đã sửa</w:t>
-      </w:r>
-      <w:r>
-        <w:rPr>
-          <w:rFonts w:ascii="Times New Roman" w:hAnsi="Times New Roman" w:cs="Times New Roman"/>
-        </w:rPr>
-        <w:t xml:space="preserve"> </w:t>
-      </w:r>
-      <w:r>
-        <w:rPr>
-          <w:rFonts w:ascii="Times New Roman" w:hAnsi="Times New Roman" w:cs="Times New Roman"/>
-          <w:i/>
-          <w:iCs/>
-        </w:rPr>
-        <w:t>(Tối ưu luồng đặt món 3 bước)</w:t>
-      </w:r>
-      <w:r>
-        <w:rPr>
-          <w:rFonts w:ascii="Times New Roman" w:hAnsi="Times New Roman" w:cs="Times New Roman"/>
-        </w:rPr>
-        <w:t xml:space="preserve"> — </w:t>
+        <w:t>ưu tiên cao nhất</w:t>
+      </w:r>
+      <w:r>
+        <w:rPr>
+          <w:rFonts w:ascii="Times New Roman" w:hAnsi="Times New Roman" w:cs="Times New Roman"/>
+        </w:rPr>
+        <w:t xml:space="preserve">, thẻ sẽ được đặt ở </w:t>
       </w:r>
       <w:r>
         <w:rPr>
@@ -854,304 +820,13 @@
           <w:b/>
           <w:bCs/>
         </w:rPr>
-        <w:t>Ưu tiên 2:</w:t>
-      </w:r>
-      <w:r>
-        <w:rPr>
-          <w:rFonts w:ascii="Times New Roman" w:hAnsi="Times New Roman" w:cs="Times New Roman"/>
-        </w:rPr>
-        <w:t xml:space="preserve"> Giúp cải thiện tỷ lệ chuyển đổi (Conversion rate) và giữ chân khách hàng.</w:t>
-      </w:r>
-    </w:p>
-    <w:p>
-      <w:pPr>
-        <w:numPr>
-          <w:ilvl w:val="0"/>
-          <w:numId w:val="11"/>
-        </w:numPr>
-        <w:rPr>
-          <w:rFonts w:ascii="Times New Roman" w:hAnsi="Times New Roman" w:cs="Times New Roman"/>
-        </w:rPr>
-      </w:pPr>
-      <w:r>
-        <w:rPr>
-          <w:rFonts w:ascii="Times New Roman" w:hAnsi="Times New Roman" w:cs="Times New Roman"/>
-          <w:b/>
-          <w:bCs/>
-        </w:rPr>
-        <w:t>US4.1</w:t>
-      </w:r>
-      <w:r>
-        <w:rPr>
-          <w:rFonts w:ascii="Times New Roman" w:hAnsi="Times New Roman" w:cs="Times New Roman"/>
-        </w:rPr>
-        <w:t xml:space="preserve"> </w:t>
-      </w:r>
-      <w:r>
-        <w:rPr>
-          <w:rFonts w:ascii="Times New Roman" w:hAnsi="Times New Roman" w:cs="Times New Roman"/>
-          <w:i/>
-          <w:iCs/>
-        </w:rPr>
-        <w:t>(Xem báo cáo doanh thu theo bộ lọc)</w:t>
-      </w:r>
-      <w:r>
-        <w:rPr>
-          <w:rFonts w:ascii="Times New Roman" w:hAnsi="Times New Roman" w:cs="Times New Roman"/>
-        </w:rPr>
-        <w:t xml:space="preserve"> — </w:t>
-      </w:r>
-      <w:r>
-        <w:rPr>
-          <w:rFonts w:ascii="Times New Roman" w:hAnsi="Times New Roman" w:cs="Times New Roman"/>
-          <w:b/>
-          <w:bCs/>
-        </w:rPr>
-        <w:t>Ưu tiên 3:</w:t>
-      </w:r>
-      <w:r>
-        <w:rPr>
-          <w:rFonts w:ascii="Times New Roman" w:hAnsi="Times New Roman" w:cs="Times New Roman"/>
-        </w:rPr>
-        <w:t xml:space="preserve"> Phục vụ công tác vận hành kinh doanh cơ bản cho Admin.</w:t>
-      </w:r>
-    </w:p>
-    <w:p>
-      <w:pPr>
-        <w:numPr>
-          <w:ilvl w:val="0"/>
-          <w:numId w:val="11"/>
-        </w:numPr>
-        <w:rPr>
-          <w:rFonts w:ascii="Times New Roman" w:hAnsi="Times New Roman" w:cs="Times New Roman"/>
-        </w:rPr>
-      </w:pPr>
-      <w:r>
-        <w:rPr>
-          <w:rFonts w:ascii="Times New Roman" w:hAnsi="Times New Roman" w:cs="Times New Roman"/>
-          <w:b/>
-          <w:bCs/>
-        </w:rPr>
-        <w:t>US4.2</w:t>
-      </w:r>
-      <w:r>
-        <w:rPr>
-          <w:rFonts w:ascii="Times New Roman" w:hAnsi="Times New Roman" w:cs="Times New Roman"/>
-        </w:rPr>
-        <w:t xml:space="preserve"> </w:t>
-      </w:r>
-      <w:r>
-        <w:rPr>
-          <w:rFonts w:ascii="Times New Roman" w:hAnsi="Times New Roman" w:cs="Times New Roman"/>
-          <w:i/>
-          <w:iCs/>
-        </w:rPr>
-        <w:t>(Xuất Excel &amp; Gửi email tự động)</w:t>
-      </w:r>
-      <w:r>
-        <w:rPr>
-          <w:rFonts w:ascii="Times New Roman" w:hAnsi="Times New Roman" w:cs="Times New Roman"/>
-        </w:rPr>
-        <w:t xml:space="preserve"> — </w:t>
-      </w:r>
-      <w:r>
-        <w:rPr>
-          <w:rFonts w:ascii="Times New Roman" w:hAnsi="Times New Roman" w:cs="Times New Roman"/>
-          <w:b/>
-          <w:bCs/>
-        </w:rPr>
-        <w:t>Ưu tiên 4:</w:t>
-      </w:r>
-      <w:r>
-        <w:rPr>
-          <w:rFonts w:ascii="Times New Roman" w:hAnsi="Times New Roman" w:cs="Times New Roman"/>
-        </w:rPr>
-        <w:t xml:space="preserve"> Tính năng tiện ích nâng cao, có thể phát triển sau khi hệ thống báo cáo chính đã ổn định.</w:t>
-      </w:r>
-    </w:p>
-    <w:p>
-      <w:pPr>
-        <w:rPr>
-          <w:rFonts w:ascii="Times New Roman" w:hAnsi="Times New Roman" w:cs="Times New Roman"/>
-          <w:b/>
-          <w:bCs/>
-        </w:rPr>
-      </w:pPr>
-      <w:r>
-        <w:rPr>
-          <w:rFonts w:ascii="Times New Roman" w:hAnsi="Times New Roman" w:cs="Times New Roman"/>
-          <w:b/>
-          <w:bCs/>
-        </w:rPr>
-        <w:t>b) Yêu cầu chi tiết theo tiêu chí DEEP &amp; Việc cần làm trong buổi Refinement</w:t>
-      </w:r>
-    </w:p>
-    <w:p>
-      <w:pPr>
-        <w:numPr>
-          <w:ilvl w:val="0"/>
-          <w:numId w:val="12"/>
-        </w:numPr>
-        <w:rPr>
-          <w:rFonts w:ascii="Times New Roman" w:hAnsi="Times New Roman" w:cs="Times New Roman"/>
-        </w:rPr>
-      </w:pPr>
-      <w:r>
-        <w:rPr>
-          <w:rFonts w:ascii="Times New Roman" w:hAnsi="Times New Roman" w:cs="Times New Roman"/>
-          <w:b/>
-          <w:bCs/>
-        </w:rPr>
-        <w:t>Độ chi tiết của Story đứng đầu (US1):</w:t>
-      </w:r>
-    </w:p>
-    <w:p>
-      <w:pPr>
-        <w:rPr>
-          <w:rFonts w:ascii="Times New Roman" w:hAnsi="Times New Roman" w:cs="Times New Roman"/>
-        </w:rPr>
-      </w:pPr>
-      <w:r>
-        <w:rPr>
-          <w:rFonts w:ascii="Times New Roman" w:hAnsi="Times New Roman" w:cs="Times New Roman"/>
-        </w:rPr>
-        <w:t xml:space="preserve">Theo nguyên tắc </w:t>
-      </w:r>
-      <w:r>
-        <w:rPr>
-          <w:rFonts w:ascii="Times New Roman" w:hAnsi="Times New Roman" w:cs="Times New Roman"/>
-          <w:b/>
-          <w:bCs/>
-        </w:rPr>
-        <w:t>DEEP (Detailed Appropriately)</w:t>
-      </w:r>
-      <w:r>
-        <w:rPr>
-          <w:rFonts w:ascii="Times New Roman" w:hAnsi="Times New Roman" w:cs="Times New Roman"/>
-        </w:rPr>
-        <w:t xml:space="preserve">, các hạng mục nằm ở trên cùng của Product Backlog phải được </w:t>
-      </w:r>
-      <w:r>
-        <w:rPr>
-          <w:rFonts w:ascii="Times New Roman" w:hAnsi="Times New Roman" w:cs="Times New Roman"/>
-          <w:b/>
-          <w:bCs/>
-        </w:rPr>
-        <w:t>chi tiết hóa (Clear &amp; Granular)</w:t>
-      </w:r>
-      <w:r>
-        <w:rPr>
-          <w:rFonts w:ascii="Times New Roman" w:hAnsi="Times New Roman" w:cs="Times New Roman"/>
-        </w:rPr>
-        <w:t>. Chúng phải đủ nhỏ và rõ ràng để Developers có thể hiểu trọn vẹn và tự tin đưa vào Sprint Planning tiếp theo.</w:t>
-      </w:r>
-    </w:p>
-    <w:p>
-      <w:pPr>
-        <w:numPr>
-          <w:ilvl w:val="0"/>
-          <w:numId w:val="12"/>
-        </w:numPr>
-        <w:rPr>
-          <w:rFonts w:ascii="Times New Roman" w:hAnsi="Times New Roman" w:cs="Times New Roman"/>
-        </w:rPr>
-      </w:pPr>
-      <w:r>
-        <w:rPr>
-          <w:rFonts w:ascii="Times New Roman" w:hAnsi="Times New Roman" w:cs="Times New Roman"/>
-          <w:b/>
-          <w:bCs/>
-        </w:rPr>
-        <w:t>Buổi Refinement cần làm gì với US1 trước khi đưa vào Sprint?</w:t>
-      </w:r>
-    </w:p>
-    <w:p>
-      <w:pPr>
-        <w:numPr>
-          <w:ilvl w:val="1"/>
-          <w:numId w:val="12"/>
-        </w:numPr>
-        <w:rPr>
-          <w:rFonts w:ascii="Times New Roman" w:hAnsi="Times New Roman" w:cs="Times New Roman"/>
-        </w:rPr>
-      </w:pPr>
-      <w:r>
-        <w:rPr>
-          <w:rFonts w:ascii="Times New Roman" w:hAnsi="Times New Roman" w:cs="Times New Roman"/>
-          <w:b/>
-          <w:bCs/>
-        </w:rPr>
-        <w:t>Thêm Acceptance Criteria (AC):</w:t>
-      </w:r>
-      <w:r>
-        <w:rPr>
-          <w:rFonts w:ascii="Times New Roman" w:hAnsi="Times New Roman" w:cs="Times New Roman"/>
-        </w:rPr>
-        <w:t xml:space="preserve"> Viết tiêu chí nghiệm thu chi tiết (dạng </w:t>
-      </w:r>
-      <w:r>
-        <w:rPr>
-          <w:rFonts w:ascii="Times New Roman" w:hAnsi="Times New Roman" w:cs="Times New Roman"/>
-          <w:i/>
-          <w:iCs/>
-        </w:rPr>
-        <w:t>Given – When – Then</w:t>
-      </w:r>
-      <w:r>
-        <w:rPr>
-          <w:rFonts w:ascii="Times New Roman" w:hAnsi="Times New Roman" w:cs="Times New Roman"/>
-        </w:rPr>
-        <w:t xml:space="preserve"> hoặc danh sách điều kiện) để bao phủ các trường hợp (ví dụ: lọc theo 1 loại món, lọc kết hợp nhiều loại món, trường hợp không tìm thấy kết quả).</w:t>
-      </w:r>
-    </w:p>
-    <w:p>
-      <w:pPr>
-        <w:numPr>
-          <w:ilvl w:val="1"/>
-          <w:numId w:val="12"/>
-        </w:numPr>
-        <w:rPr>
-          <w:rFonts w:ascii="Times New Roman" w:hAnsi="Times New Roman" w:cs="Times New Roman"/>
-        </w:rPr>
-      </w:pPr>
-      <w:r>
-        <w:rPr>
-          <w:rFonts w:ascii="Times New Roman" w:hAnsi="Times New Roman" w:cs="Times New Roman"/>
-          <w:b/>
-          <w:bCs/>
-        </w:rPr>
-        <w:t>Ước lượng (Estimate):</w:t>
-      </w:r>
-      <w:r>
-        <w:rPr>
-          <w:rFonts w:ascii="Times New Roman" w:hAnsi="Times New Roman" w:cs="Times New Roman"/>
-        </w:rPr>
-        <w:t xml:space="preserve"> Đội Developers thảo luận và đánh giá quy mô/độ phức tạp của Story (bằng Story Points hoặc Ideal Hours).</w:t>
-      </w:r>
-    </w:p>
-    <w:p>
-      <w:pPr>
-        <w:numPr>
-          <w:ilvl w:val="1"/>
-          <w:numId w:val="12"/>
-        </w:numPr>
-        <w:rPr>
-          <w:rFonts w:ascii="Times New Roman" w:hAnsi="Times New Roman" w:cs="Times New Roman"/>
-        </w:rPr>
-      </w:pPr>
-      <w:r>
-        <w:rPr>
-          <w:rFonts w:ascii="Times New Roman" w:hAnsi="Times New Roman" w:cs="Times New Roman"/>
-          <w:b/>
-          <w:bCs/>
-        </w:rPr>
-        <w:t>Làm rõ các phụ thuộc kỹ thuật (Dependencies):</w:t>
-      </w:r>
-      <w:r>
-        <w:rPr>
-          <w:rFonts w:ascii="Times New Roman" w:hAnsi="Times New Roman" w:cs="Times New Roman"/>
-        </w:rPr>
-        <w:t xml:space="preserve"> Xác định danh mục loại món lấy từ đâu, giao diện bộ lọc hiển thị ra sao trên mobile.</w:t>
+        <w:t>vị trí trên cùng (top)</w:t>
+      </w:r>
+      <w:r>
+        <w:rPr>
+          <w:rFonts w:ascii="Times New Roman" w:hAnsi="Times New Roman" w:cs="Times New Roman"/>
+        </w:rPr>
+        <w:t xml:space="preserve"> của cột Sprint Backlog (và di chuyển tiếp lên trên cùng của các cột In Progress, In Review/QA theo đúng luồng làm việc).</w:t>
       </w:r>
     </w:p>
     <w:p>
@@ -2403,6 +2078,594 @@
     </w:lvl>
   </w:abstractNum>
   <w:abstractNum w:abstractNumId="9" w15:restartNumberingAfterBreak="0">
+    <w:nsid w:val="53ED6157"/>
+    <w:multiLevelType w:val="multilevel"/>
+    <w:tmpl w:val="486CD75E"/>
+    <w:lvl w:ilvl="0">
+      <w:start w:val="1"/>
+      <w:numFmt w:val="bullet"/>
+      <w:lvlText w:val=""/>
+      <w:lvlJc w:val="left"/>
+      <w:pPr>
+        <w:tabs>
+          <w:tab w:val="num" w:pos="720"/>
+        </w:tabs>
+        <w:ind w:left="720" w:hanging="360"/>
+      </w:pPr>
+      <w:rPr>
+        <w:rFonts w:ascii="Symbol" w:hAnsi="Symbol" w:hint="default"/>
+        <w:sz w:val="20"/>
+      </w:rPr>
+    </w:lvl>
+    <w:lvl w:ilvl="1">
+      <w:start w:val="1"/>
+      <w:numFmt w:val="decimal"/>
+      <w:lvlText w:val="%2."/>
+      <w:lvlJc w:val="left"/>
+      <w:pPr>
+        <w:tabs>
+          <w:tab w:val="num" w:pos="1440"/>
+        </w:tabs>
+        <w:ind w:left="1440" w:hanging="360"/>
+      </w:pPr>
+    </w:lvl>
+    <w:lvl w:ilvl="2" w:tentative="1">
+      <w:start w:val="1"/>
+      <w:numFmt w:val="bullet"/>
+      <w:lvlText w:val=""/>
+      <w:lvlJc w:val="left"/>
+      <w:pPr>
+        <w:tabs>
+          <w:tab w:val="num" w:pos="2160"/>
+        </w:tabs>
+        <w:ind w:left="2160" w:hanging="360"/>
+      </w:pPr>
+      <w:rPr>
+        <w:rFonts w:ascii="Wingdings" w:hAnsi="Wingdings" w:hint="default"/>
+        <w:sz w:val="20"/>
+      </w:rPr>
+    </w:lvl>
+    <w:lvl w:ilvl="3" w:tentative="1">
+      <w:start w:val="1"/>
+      <w:numFmt w:val="bullet"/>
+      <w:lvlText w:val=""/>
+      <w:lvlJc w:val="left"/>
+      <w:pPr>
+        <w:tabs>
+          <w:tab w:val="num" w:pos="2880"/>
+        </w:tabs>
+        <w:ind w:left="2880" w:hanging="360"/>
+      </w:pPr>
+      <w:rPr>
+        <w:rFonts w:ascii="Wingdings" w:hAnsi="Wingdings" w:hint="default"/>
+        <w:sz w:val="20"/>
+      </w:rPr>
+    </w:lvl>
+    <w:lvl w:ilvl="4" w:tentative="1">
+      <w:start w:val="1"/>
+      <w:numFmt w:val="bullet"/>
+      <w:lvlText w:val=""/>
+      <w:lvlJc w:val="left"/>
+      <w:pPr>
+        <w:tabs>
+          <w:tab w:val="num" w:pos="3600"/>
+        </w:tabs>
+        <w:ind w:left="3600" w:hanging="360"/>
+      </w:pPr>
+      <w:rPr>
+        <w:rFonts w:ascii="Wingdings" w:hAnsi="Wingdings" w:hint="default"/>
+        <w:sz w:val="20"/>
+      </w:rPr>
+    </w:lvl>
+    <w:lvl w:ilvl="5" w:tentative="1">
+      <w:start w:val="1"/>
+      <w:numFmt w:val="bullet"/>
+      <w:lvlText w:val=""/>
+      <w:lvlJc w:val="left"/>
+      <w:pPr>
+        <w:tabs>
+          <w:tab w:val="num" w:pos="4320"/>
+        </w:tabs>
+        <w:ind w:left="4320" w:hanging="360"/>
+      </w:pPr>
+      <w:rPr>
+        <w:rFonts w:ascii="Wingdings" w:hAnsi="Wingdings" w:hint="default"/>
+        <w:sz w:val="20"/>
+      </w:rPr>
+    </w:lvl>
+    <w:lvl w:ilvl="6" w:tentative="1">
+      <w:start w:val="1"/>
+      <w:numFmt w:val="bullet"/>
+      <w:lvlText w:val=""/>
+      <w:lvlJc w:val="left"/>
+      <w:pPr>
+        <w:tabs>
+          <w:tab w:val="num" w:pos="5040"/>
+        </w:tabs>
+        <w:ind w:left="5040" w:hanging="360"/>
+      </w:pPr>
+      <w:rPr>
+        <w:rFonts w:ascii="Wingdings" w:hAnsi="Wingdings" w:hint="default"/>
+        <w:sz w:val="20"/>
+      </w:rPr>
+    </w:lvl>
+    <w:lvl w:ilvl="7" w:tentative="1">
+      <w:start w:val="1"/>
+      <w:numFmt w:val="bullet"/>
+      <w:lvlText w:val=""/>
+      <w:lvlJc w:val="left"/>
+      <w:pPr>
+        <w:tabs>
+          <w:tab w:val="num" w:pos="5760"/>
+        </w:tabs>
+        <w:ind w:left="5760" w:hanging="360"/>
+      </w:pPr>
+      <w:rPr>
+        <w:rFonts w:ascii="Wingdings" w:hAnsi="Wingdings" w:hint="default"/>
+        <w:sz w:val="20"/>
+      </w:rPr>
+    </w:lvl>
+    <w:lvl w:ilvl="8" w:tentative="1">
+      <w:start w:val="1"/>
+      <w:numFmt w:val="bullet"/>
+      <w:lvlText w:val=""/>
+      <w:lvlJc w:val="left"/>
+      <w:pPr>
+        <w:tabs>
+          <w:tab w:val="num" w:pos="6480"/>
+        </w:tabs>
+        <w:ind w:left="6480" w:hanging="360"/>
+      </w:pPr>
+      <w:rPr>
+        <w:rFonts w:ascii="Wingdings" w:hAnsi="Wingdings" w:hint="default"/>
+        <w:sz w:val="20"/>
+      </w:rPr>
+    </w:lvl>
+  </w:abstractNum>
+  <w:abstractNum w:abstractNumId="10" w15:restartNumberingAfterBreak="0">
+    <w:nsid w:val="580C1D4A"/>
+    <w:multiLevelType w:val="multilevel"/>
+    <w:tmpl w:val="910030A2"/>
+    <w:lvl w:ilvl="0">
+      <w:start w:val="1"/>
+      <w:numFmt w:val="bullet"/>
+      <w:lvlText w:val=""/>
+      <w:lvlJc w:val="left"/>
+      <w:pPr>
+        <w:tabs>
+          <w:tab w:val="num" w:pos="720"/>
+        </w:tabs>
+        <w:ind w:left="720" w:hanging="360"/>
+      </w:pPr>
+      <w:rPr>
+        <w:rFonts w:ascii="Symbol" w:hAnsi="Symbol" w:hint="default"/>
+        <w:sz w:val="20"/>
+      </w:rPr>
+    </w:lvl>
+    <w:lvl w:ilvl="1" w:tentative="1">
+      <w:start w:val="1"/>
+      <w:numFmt w:val="bullet"/>
+      <w:lvlText w:val="o"/>
+      <w:lvlJc w:val="left"/>
+      <w:pPr>
+        <w:tabs>
+          <w:tab w:val="num" w:pos="1440"/>
+        </w:tabs>
+        <w:ind w:left="1440" w:hanging="360"/>
+      </w:pPr>
+      <w:rPr>
+        <w:rFonts w:ascii="Courier New" w:hAnsi="Courier New" w:hint="default"/>
+        <w:sz w:val="20"/>
+      </w:rPr>
+    </w:lvl>
+    <w:lvl w:ilvl="2" w:tentative="1">
+      <w:start w:val="1"/>
+      <w:numFmt w:val="bullet"/>
+      <w:lvlText w:val=""/>
+      <w:lvlJc w:val="left"/>
+      <w:pPr>
+        <w:tabs>
+          <w:tab w:val="num" w:pos="2160"/>
+        </w:tabs>
+        <w:ind w:left="2160" w:hanging="360"/>
+      </w:pPr>
+      <w:rPr>
+        <w:rFonts w:ascii="Wingdings" w:hAnsi="Wingdings" w:hint="default"/>
+        <w:sz w:val="20"/>
+      </w:rPr>
+    </w:lvl>
+    <w:lvl w:ilvl="3" w:tentative="1">
+      <w:start w:val="1"/>
+      <w:numFmt w:val="bullet"/>
+      <w:lvlText w:val=""/>
+      <w:lvlJc w:val="left"/>
+      <w:pPr>
+        <w:tabs>
+          <w:tab w:val="num" w:pos="2880"/>
+        </w:tabs>
+        <w:ind w:left="2880" w:hanging="360"/>
+      </w:pPr>
+      <w:rPr>
+        <w:rFonts w:ascii="Wingdings" w:hAnsi="Wingdings" w:hint="default"/>
+        <w:sz w:val="20"/>
+      </w:rPr>
+    </w:lvl>
+    <w:lvl w:ilvl="4" w:tentative="1">
+      <w:start w:val="1"/>
+      <w:numFmt w:val="bullet"/>
+      <w:lvlText w:val=""/>
+      <w:lvlJc w:val="left"/>
+      <w:pPr>
+        <w:tabs>
+          <w:tab w:val="num" w:pos="3600"/>
+        </w:tabs>
+        <w:ind w:left="3600" w:hanging="360"/>
+      </w:pPr>
+      <w:rPr>
+        <w:rFonts w:ascii="Wingdings" w:hAnsi="Wingdings" w:hint="default"/>
+        <w:sz w:val="20"/>
+      </w:rPr>
+    </w:lvl>
+    <w:lvl w:ilvl="5" w:tentative="1">
+      <w:start w:val="1"/>
+      <w:numFmt w:val="bullet"/>
+      <w:lvlText w:val=""/>
+      <w:lvlJc w:val="left"/>
+      <w:pPr>
+        <w:tabs>
+          <w:tab w:val="num" w:pos="4320"/>
+        </w:tabs>
+        <w:ind w:left="4320" w:hanging="360"/>
+      </w:pPr>
+      <w:rPr>
+        <w:rFonts w:ascii="Wingdings" w:hAnsi="Wingdings" w:hint="default"/>
+        <w:sz w:val="20"/>
+      </w:rPr>
+    </w:lvl>
+    <w:lvl w:ilvl="6" w:tentative="1">
+      <w:start w:val="1"/>
+      <w:numFmt w:val="bullet"/>
+      <w:lvlText w:val=""/>
+      <w:lvlJc w:val="left"/>
+      <w:pPr>
+        <w:tabs>
+          <w:tab w:val="num" w:pos="5040"/>
+        </w:tabs>
+        <w:ind w:left="5040" w:hanging="360"/>
+      </w:pPr>
+      <w:rPr>
+        <w:rFonts w:ascii="Wingdings" w:hAnsi="Wingdings" w:hint="default"/>
+        <w:sz w:val="20"/>
+      </w:rPr>
+    </w:lvl>
+    <w:lvl w:ilvl="7" w:tentative="1">
+      <w:start w:val="1"/>
+      <w:numFmt w:val="bullet"/>
+      <w:lvlText w:val=""/>
+      <w:lvlJc w:val="left"/>
+      <w:pPr>
+        <w:tabs>
+          <w:tab w:val="num" w:pos="5760"/>
+        </w:tabs>
+        <w:ind w:left="5760" w:hanging="360"/>
+      </w:pPr>
+      <w:rPr>
+        <w:rFonts w:ascii="Wingdings" w:hAnsi="Wingdings" w:hint="default"/>
+        <w:sz w:val="20"/>
+      </w:rPr>
+    </w:lvl>
+    <w:lvl w:ilvl="8" w:tentative="1">
+      <w:start w:val="1"/>
+      <w:numFmt w:val="bullet"/>
+      <w:lvlText w:val=""/>
+      <w:lvlJc w:val="left"/>
+      <w:pPr>
+        <w:tabs>
+          <w:tab w:val="num" w:pos="6480"/>
+        </w:tabs>
+        <w:ind w:left="6480" w:hanging="360"/>
+      </w:pPr>
+      <w:rPr>
+        <w:rFonts w:ascii="Wingdings" w:hAnsi="Wingdings" w:hint="default"/>
+        <w:sz w:val="20"/>
+      </w:rPr>
+    </w:lvl>
+  </w:abstractNum>
+  <w:abstractNum w:abstractNumId="11" w15:restartNumberingAfterBreak="0">
+    <w:nsid w:val="59236D07"/>
+    <w:multiLevelType w:val="multilevel"/>
+    <w:tmpl w:val="FFEA79C4"/>
+    <w:lvl w:ilvl="0">
+      <w:start w:val="1"/>
+      <w:numFmt w:val="bullet"/>
+      <w:lvlText w:val=""/>
+      <w:lvlJc w:val="left"/>
+      <w:pPr>
+        <w:tabs>
+          <w:tab w:val="num" w:pos="720"/>
+        </w:tabs>
+        <w:ind w:left="720" w:hanging="360"/>
+      </w:pPr>
+      <w:rPr>
+        <w:rFonts w:ascii="Symbol" w:hAnsi="Symbol" w:hint="default"/>
+        <w:sz w:val="20"/>
+      </w:rPr>
+    </w:lvl>
+    <w:lvl w:ilvl="1">
+      <w:start w:val="1"/>
+      <w:numFmt w:val="bullet"/>
+      <w:lvlText w:val="o"/>
+      <w:lvlJc w:val="left"/>
+      <w:pPr>
+        <w:tabs>
+          <w:tab w:val="num" w:pos="1440"/>
+        </w:tabs>
+        <w:ind w:left="1440" w:hanging="360"/>
+      </w:pPr>
+      <w:rPr>
+        <w:rFonts w:ascii="Courier New" w:hAnsi="Courier New" w:hint="default"/>
+        <w:sz w:val="20"/>
+      </w:rPr>
+    </w:lvl>
+    <w:lvl w:ilvl="2" w:tentative="1">
+      <w:start w:val="1"/>
+      <w:numFmt w:val="bullet"/>
+      <w:lvlText w:val=""/>
+      <w:lvlJc w:val="left"/>
+      <w:pPr>
+        <w:tabs>
+          <w:tab w:val="num" w:pos="2160"/>
+        </w:tabs>
+        <w:ind w:left="2160" w:hanging="360"/>
+      </w:pPr>
+      <w:rPr>
+        <w:rFonts w:ascii="Wingdings" w:hAnsi="Wingdings" w:hint="default"/>
+        <w:sz w:val="20"/>
+      </w:rPr>
+    </w:lvl>
+    <w:lvl w:ilvl="3" w:tentative="1">
+      <w:start w:val="1"/>
+      <w:numFmt w:val="bullet"/>
+      <w:lvlText w:val=""/>
+      <w:lvlJc w:val="left"/>
+      <w:pPr>
+        <w:tabs>
+          <w:tab w:val="num" w:pos="2880"/>
+        </w:tabs>
+        <w:ind w:left="2880" w:hanging="360"/>
+      </w:pPr>
+      <w:rPr>
+        <w:rFonts w:ascii="Wingdings" w:hAnsi="Wingdings" w:hint="default"/>
+        <w:sz w:val="20"/>
+      </w:rPr>
+    </w:lvl>
+    <w:lvl w:ilvl="4" w:tentative="1">
+      <w:start w:val="1"/>
+      <w:numFmt w:val="bullet"/>
+      <w:lvlText w:val=""/>
+      <w:lvlJc w:val="left"/>
+      <w:pPr>
+        <w:tabs>
+          <w:tab w:val="num" w:pos="3600"/>
+        </w:tabs>
+        <w:ind w:left="3600" w:hanging="360"/>
+      </w:pPr>
+      <w:rPr>
+        <w:rFonts w:ascii="Wingdings" w:hAnsi="Wingdings" w:hint="default"/>
+        <w:sz w:val="20"/>
+      </w:rPr>
+    </w:lvl>
+    <w:lvl w:ilvl="5" w:tentative="1">
+      <w:start w:val="1"/>
+      <w:numFmt w:val="bullet"/>
+      <w:lvlText w:val=""/>
+      <w:lvlJc w:val="left"/>
+      <w:pPr>
+        <w:tabs>
+          <w:tab w:val="num" w:pos="4320"/>
+        </w:tabs>
+        <w:ind w:left="4320" w:hanging="360"/>
+      </w:pPr>
+      <w:rPr>
+        <w:rFonts w:ascii="Wingdings" w:hAnsi="Wingdings" w:hint="default"/>
+        <w:sz w:val="20"/>
+      </w:rPr>
+    </w:lvl>
+    <w:lvl w:ilvl="6" w:tentative="1">
+      <w:start w:val="1"/>
+      <w:numFmt w:val="bullet"/>
+      <w:lvlText w:val=""/>
+      <w:lvlJc w:val="left"/>
+      <w:pPr>
+        <w:tabs>
+          <w:tab w:val="num" w:pos="5040"/>
+        </w:tabs>
+        <w:ind w:left="5040" w:hanging="360"/>
+      </w:pPr>
+      <w:rPr>
+        <w:rFonts w:ascii="Wingdings" w:hAnsi="Wingdings" w:hint="default"/>
+        <w:sz w:val="20"/>
+      </w:rPr>
+    </w:lvl>
+    <w:lvl w:ilvl="7" w:tentative="1">
+      <w:start w:val="1"/>
+      <w:numFmt w:val="bullet"/>
+      <w:lvlText w:val=""/>
+      <w:lvlJc w:val="left"/>
+      <w:pPr>
+        <w:tabs>
+          <w:tab w:val="num" w:pos="5760"/>
+        </w:tabs>
+        <w:ind w:left="5760" w:hanging="360"/>
+      </w:pPr>
+      <w:rPr>
+        <w:rFonts w:ascii="Wingdings" w:hAnsi="Wingdings" w:hint="default"/>
+        <w:sz w:val="20"/>
+      </w:rPr>
+    </w:lvl>
+    <w:lvl w:ilvl="8" w:tentative="1">
+      <w:start w:val="1"/>
+      <w:numFmt w:val="bullet"/>
+      <w:lvlText w:val=""/>
+      <w:lvlJc w:val="left"/>
+      <w:pPr>
+        <w:tabs>
+          <w:tab w:val="num" w:pos="6480"/>
+        </w:tabs>
+        <w:ind w:left="6480" w:hanging="360"/>
+      </w:pPr>
+      <w:rPr>
+        <w:rFonts w:ascii="Wingdings" w:hAnsi="Wingdings" w:hint="default"/>
+        <w:sz w:val="20"/>
+      </w:rPr>
+    </w:lvl>
+  </w:abstractNum>
+  <w:abstractNum w:abstractNumId="12" w15:restartNumberingAfterBreak="0">
+    <w:nsid w:val="63B855D0"/>
+    <w:multiLevelType w:val="multilevel"/>
+    <w:tmpl w:val="94D2E7FC"/>
+    <w:lvl w:ilvl="0">
+      <w:start w:val="1"/>
+      <w:numFmt w:val="bullet"/>
+      <w:lvlText w:val=""/>
+      <w:lvlJc w:val="left"/>
+      <w:pPr>
+        <w:tabs>
+          <w:tab w:val="num" w:pos="720"/>
+        </w:tabs>
+        <w:ind w:left="720" w:hanging="360"/>
+      </w:pPr>
+      <w:rPr>
+        <w:rFonts w:ascii="Symbol" w:hAnsi="Symbol" w:hint="default"/>
+        <w:sz w:val="20"/>
+      </w:rPr>
+    </w:lvl>
+    <w:lvl w:ilvl="1">
+      <w:start w:val="1"/>
+      <w:numFmt w:val="decimal"/>
+      <w:lvlText w:val="%2."/>
+      <w:lvlJc w:val="left"/>
+      <w:pPr>
+        <w:tabs>
+          <w:tab w:val="num" w:pos="1440"/>
+        </w:tabs>
+        <w:ind w:left="1440" w:hanging="360"/>
+      </w:pPr>
+    </w:lvl>
+    <w:lvl w:ilvl="2" w:tentative="1">
+      <w:start w:val="1"/>
+      <w:numFmt w:val="bullet"/>
+      <w:lvlText w:val=""/>
+      <w:lvlJc w:val="left"/>
+      <w:pPr>
+        <w:tabs>
+          <w:tab w:val="num" w:pos="2160"/>
+        </w:tabs>
+        <w:ind w:left="2160" w:hanging="360"/>
+      </w:pPr>
+      <w:rPr>
+        <w:rFonts w:ascii="Wingdings" w:hAnsi="Wingdings" w:hint="default"/>
+        <w:sz w:val="20"/>
+      </w:rPr>
+    </w:lvl>
+    <w:lvl w:ilvl="3" w:tentative="1">
+      <w:start w:val="1"/>
+      <w:numFmt w:val="bullet"/>
+      <w:lvlText w:val=""/>
+      <w:lvlJc w:val="left"/>
+      <w:pPr>
+        <w:tabs>
+          <w:tab w:val="num" w:pos="2880"/>
+        </w:tabs>
+        <w:ind w:left="2880" w:hanging="360"/>
+      </w:pPr>
+      <w:rPr>
+        <w:rFonts w:ascii="Wingdings" w:hAnsi="Wingdings" w:hint="default"/>
+        <w:sz w:val="20"/>
+      </w:rPr>
+    </w:lvl>
+    <w:lvl w:ilvl="4" w:tentative="1">
+      <w:start w:val="1"/>
+      <w:numFmt w:val="bullet"/>
+      <w:lvlText w:val=""/>
+      <w:lvlJc w:val="left"/>
+      <w:pPr>
+        <w:tabs>
+          <w:tab w:val="num" w:pos="3600"/>
+        </w:tabs>
+        <w:ind w:left="3600" w:hanging="360"/>
+      </w:pPr>
+      <w:rPr>
+        <w:rFonts w:ascii="Wingdings" w:hAnsi="Wingdings" w:hint="default"/>
+        <w:sz w:val="20"/>
+      </w:rPr>
+    </w:lvl>
+    <w:lvl w:ilvl="5" w:tentative="1">
+      <w:start w:val="1"/>
+      <w:numFmt w:val="bullet"/>
+      <w:lvlText w:val=""/>
+      <w:lvlJc w:val="left"/>
+      <w:pPr>
+        <w:tabs>
+          <w:tab w:val="num" w:pos="4320"/>
+        </w:tabs>
+        <w:ind w:left="4320" w:hanging="360"/>
+      </w:pPr>
+      <w:rPr>
+        <w:rFonts w:ascii="Wingdings" w:hAnsi="Wingdings" w:hint="default"/>
+        <w:sz w:val="20"/>
+      </w:rPr>
+    </w:lvl>
+    <w:lvl w:ilvl="6" w:tentative="1">
+      <w:start w:val="1"/>
+      <w:numFmt w:val="bullet"/>
+      <w:lvlText w:val=""/>
+      <w:lvlJc w:val="left"/>
+      <w:pPr>
+        <w:tabs>
+          <w:tab w:val="num" w:pos="5040"/>
+        </w:tabs>
+        <w:ind w:left="5040" w:hanging="360"/>
+      </w:pPr>
+      <w:rPr>
+        <w:rFonts w:ascii="Wingdings" w:hAnsi="Wingdings" w:hint="default"/>
+        <w:sz w:val="20"/>
+      </w:rPr>
+    </w:lvl>
+    <w:lvl w:ilvl="7" w:tentative="1">
+      <w:start w:val="1"/>
+      <w:numFmt w:val="bullet"/>
+      <w:lvlText w:val=""/>
+      <w:lvlJc w:val="left"/>
+      <w:pPr>
+        <w:tabs>
+          <w:tab w:val="num" w:pos="5760"/>
+        </w:tabs>
+        <w:ind w:left="5760" w:hanging="360"/>
+      </w:pPr>
+      <w:rPr>
+        <w:rFonts w:ascii="Wingdings" w:hAnsi="Wingdings" w:hint="default"/>
+        <w:sz w:val="20"/>
+      </w:rPr>
+    </w:lvl>
+    <w:lvl w:ilvl="8" w:tentative="1">
+      <w:start w:val="1"/>
+      <w:numFmt w:val="bullet"/>
+      <w:lvlText w:val=""/>
+      <w:lvlJc w:val="left"/>
+      <w:pPr>
+        <w:tabs>
+          <w:tab w:val="num" w:pos="6480"/>
+        </w:tabs>
+        <w:ind w:left="6480" w:hanging="360"/>
+      </w:pPr>
+      <w:rPr>
+        <w:rFonts w:ascii="Wingdings" w:hAnsi="Wingdings" w:hint="default"/>
+        <w:sz w:val="20"/>
+      </w:rPr>
+    </w:lvl>
+  </w:abstractNum>
+  <w:abstractNum w:abstractNumId="13" w15:restartNumberingAfterBreak="0">
     <w:nsid w:val="6C2045F1"/>
     <w:multiLevelType w:val="multilevel"/>
     <w:tmpl w:val="F268073C"/>
@@ -2547,7 +2810,7 @@
       </w:rPr>
     </w:lvl>
   </w:abstractNum>
-  <w:abstractNum w:abstractNumId="10" w15:restartNumberingAfterBreak="0">
+  <w:abstractNum w:abstractNumId="14" w15:restartNumberingAfterBreak="0">
     <w:nsid w:val="6C332713"/>
     <w:multiLevelType w:val="multilevel"/>
     <w:tmpl w:val="7E8C497E"/>
@@ -2696,7 +2959,7 @@
       </w:rPr>
     </w:lvl>
   </w:abstractNum>
-  <w:abstractNum w:abstractNumId="11" w15:restartNumberingAfterBreak="0">
+  <w:abstractNum w:abstractNumId="15" w15:restartNumberingAfterBreak="0">
     <w:nsid w:val="6D1F0E8F"/>
     <w:multiLevelType w:val="multilevel"/>
     <w:tmpl w:val="8E68B456"/>
@@ -2845,7 +3108,7 @@
       </w:rPr>
     </w:lvl>
   </w:abstractNum>
-  <w:abstractNum w:abstractNumId="12" w15:restartNumberingAfterBreak="0">
+  <w:abstractNum w:abstractNumId="16" w15:restartNumberingAfterBreak="0">
     <w:nsid w:val="7DD64D84"/>
     <w:multiLevelType w:val="multilevel"/>
     <w:tmpl w:val="33104154"/>
@@ -2997,7 +3260,7 @@
     <w:abstractNumId w:val="1"/>
   </w:num>
   <w:num w:numId="3" w16cid:durableId="1876459305">
-    <w:abstractNumId w:val="10"/>
+    <w:abstractNumId w:val="14"/>
   </w:num>
   <w:num w:numId="4" w16cid:durableId="1098136953">
     <w:abstractNumId w:val="3"/>
@@ -3006,10 +3269,10 @@
     <w:abstractNumId w:val="0"/>
   </w:num>
   <w:num w:numId="6" w16cid:durableId="1385569498">
-    <w:abstractNumId w:val="12"/>
+    <w:abstractNumId w:val="16"/>
   </w:num>
   <w:num w:numId="7" w16cid:durableId="1575361531">
-    <w:abstractNumId w:val="11"/>
+    <w:abstractNumId w:val="15"/>
   </w:num>
   <w:num w:numId="8" w16cid:durableId="1793356146">
     <w:abstractNumId w:val="5"/>
@@ -3024,10 +3287,22 @@
     <w:abstractNumId w:val="8"/>
   </w:num>
   <w:num w:numId="12" w16cid:durableId="2118669297">
-    <w:abstractNumId w:val="9"/>
+    <w:abstractNumId w:val="13"/>
   </w:num>
   <w:num w:numId="13" w16cid:durableId="819003995">
     <w:abstractNumId w:val="4"/>
+  </w:num>
+  <w:num w:numId="14" w16cid:durableId="234055118">
+    <w:abstractNumId w:val="10"/>
+  </w:num>
+  <w:num w:numId="15" w16cid:durableId="2052219332">
+    <w:abstractNumId w:val="11"/>
+  </w:num>
+  <w:num w:numId="16" w16cid:durableId="447048973">
+    <w:abstractNumId w:val="12"/>
+  </w:num>
+  <w:num w:numId="17" w16cid:durableId="1550992030">
+    <w:abstractNumId w:val="9"/>
   </w:num>
 </w:numbering>
 </file>
